--- a/文件/大專校院產學創新/05 - 作品摘要.docx
+++ b/文件/大專校院產學創新/05 - 作品摘要.docx
@@ -85,7 +85,7 @@
         <w:spacing w:line="500" w:lineRule="exact"/>
         <w:jc w:val="center"/>
         <w:rPr>
-          <w:rFonts w:ascii="標楷體" w:eastAsia="標楷體" w:hAnsi="標楷體" w:cs="新細明體" w:hint="eastAsia"/>
+          <w:rFonts w:ascii="標楷體" w:eastAsia="標楷體" w:hAnsi="標楷體" w:cs="新細明體"/>
           <w:b/>
           <w:color w:val="000000"/>
           <w:spacing w:val="-1"/>
@@ -115,10 +115,11 @@
             <w:pPr>
               <w:spacing w:line="500" w:lineRule="exact"/>
               <w:rPr>
-                <w:rFonts w:ascii="Times New Roman" w:eastAsia="標楷體" w:hAnsi="Times New Roman" w:cs="Times New Roman" w:hint="eastAsia"/>
+                <w:rFonts w:ascii="Times New Roman" w:eastAsia="標楷體" w:hAnsi="Times New Roman" w:cs="Times New Roman"/>
                 <w:szCs w:val="24"/>
               </w:rPr>
             </w:pPr>
+            <w:proofErr w:type="gramStart"/>
             <w:r>
               <w:rPr>
                 <w:rFonts w:ascii="Times New Roman" w:eastAsia="標楷體" w:hAnsi="Times New Roman" w:cs="Times New Roman" w:hint="eastAsia"/>
@@ -126,6 +127,7 @@
               </w:rPr>
               <w:t>谷得</w:t>
             </w:r>
+            <w:proofErr w:type="gramEnd"/>
             <w:r>
               <w:rPr>
                 <w:rFonts w:ascii="Times New Roman" w:eastAsia="標楷體" w:hAnsi="Times New Roman" w:cs="Times New Roman" w:hint="eastAsia"/>
@@ -161,7 +163,7 @@
             <w:pPr>
               <w:spacing w:line="500" w:lineRule="exact"/>
               <w:rPr>
-                <w:rFonts w:ascii="Times New Roman" w:eastAsia="標楷體" w:hAnsi="Times New Roman" w:cs="Times New Roman" w:hint="eastAsia"/>
+                <w:rFonts w:ascii="Times New Roman" w:eastAsia="標楷體" w:hAnsi="Times New Roman" w:cs="Times New Roman"/>
                 <w:szCs w:val="24"/>
               </w:rPr>
             </w:pPr>
@@ -170,7 +172,23 @@
                 <w:rFonts w:ascii="Times New Roman" w:eastAsia="標楷體" w:hAnsi="Times New Roman" w:cs="Times New Roman" w:hint="eastAsia"/>
                 <w:szCs w:val="24"/>
               </w:rPr>
-              <w:t>在傳統電商平台中，缺乏了「收物帖」、「特殊交易規則」、「更方便圖片上傳」等特殊功能需求。</w:t>
+              <w:t>在傳統電商平台中，缺乏了「</w:t>
+            </w:r>
+            <w:proofErr w:type="gramStart"/>
+            <w:r>
+              <w:rPr>
+                <w:rFonts w:ascii="Times New Roman" w:eastAsia="標楷體" w:hAnsi="Times New Roman" w:cs="Times New Roman" w:hint="eastAsia"/>
+                <w:szCs w:val="24"/>
+              </w:rPr>
+              <w:t>收物帖</w:t>
+            </w:r>
+            <w:proofErr w:type="gramEnd"/>
+            <w:r>
+              <w:rPr>
+                <w:rFonts w:ascii="Times New Roman" w:eastAsia="標楷體" w:hAnsi="Times New Roman" w:cs="Times New Roman" w:hint="eastAsia"/>
+                <w:szCs w:val="24"/>
+              </w:rPr>
+              <w:t>」、「特殊交易規則」、「更方便圖片上傳」等特殊功能需求。</w:t>
             </w:r>
           </w:p>
           <w:p>
@@ -178,170 +196,6 @@
               <w:spacing w:line="500" w:lineRule="exact"/>
               <w:rPr>
                 <w:rFonts w:ascii="Times New Roman" w:eastAsia="標楷體" w:hAnsi="Times New Roman" w:cs="Times New Roman" w:hint="eastAsia"/>
-                <w:szCs w:val="24"/>
-              </w:rPr>
-            </w:pPr>
-            <w:r>
-              <w:rPr>
-                <w:rFonts w:ascii="Times New Roman" w:eastAsia="標楷體" w:hAnsi="Times New Roman" w:cs="Times New Roman" w:hint="eastAsia"/>
-                <w:szCs w:val="24"/>
-              </w:rPr>
-              <w:t>谷得</w:t>
-            </w:r>
-            <w:r>
-              <w:rPr>
-                <w:rFonts w:ascii="Times New Roman" w:eastAsia="標楷體" w:hAnsi="Times New Roman" w:cs="Times New Roman" w:hint="eastAsia"/>
-                <w:szCs w:val="24"/>
-              </w:rPr>
-              <w:t>Buy</w:t>
-            </w:r>
-            <w:r>
-              <w:rPr>
-                <w:rFonts w:ascii="Times New Roman" w:eastAsia="標楷體" w:hAnsi="Times New Roman" w:cs="Times New Roman" w:hint="eastAsia"/>
-                <w:szCs w:val="24"/>
-              </w:rPr>
-              <w:t>主要功能包括以下但不限於：</w:t>
-            </w:r>
-          </w:p>
-          <w:p>
-            <w:pPr>
-              <w:spacing w:line="500" w:lineRule="exact"/>
-              <w:rPr>
-                <w:rFonts w:ascii="Times New Roman" w:eastAsia="標楷體" w:hAnsi="Times New Roman" w:cs="Times New Roman" w:hint="eastAsia"/>
-                <w:szCs w:val="24"/>
-              </w:rPr>
-            </w:pPr>
-            <w:r>
-              <w:rPr>
-                <w:rFonts w:ascii="Times New Roman" w:eastAsia="標楷體" w:hAnsi="Times New Roman" w:cs="Times New Roman" w:hint="eastAsia"/>
-                <w:szCs w:val="24"/>
-              </w:rPr>
-              <w:t>多帶優先規則正式化、</w:t>
-            </w:r>
-            <w:r>
-              <w:rPr>
-                <w:rFonts w:ascii="Times New Roman" w:eastAsia="標楷體" w:hAnsi="Times New Roman" w:cs="Times New Roman" w:hint="eastAsia"/>
-                <w:szCs w:val="24"/>
-              </w:rPr>
-              <w:t xml:space="preserve">AI </w:t>
-            </w:r>
-            <w:r>
-              <w:rPr>
-                <w:rFonts w:ascii="Times New Roman" w:eastAsia="標楷體" w:hAnsi="Times New Roman" w:cs="Times New Roman" w:hint="eastAsia"/>
-                <w:szCs w:val="24"/>
-              </w:rPr>
-              <w:t>自動圖片裁切、收物帖</w:t>
-            </w:r>
-            <w:r>
-              <w:rPr>
-                <w:rFonts w:ascii="Times New Roman" w:eastAsia="標楷體" w:hAnsi="Times New Roman" w:cs="Times New Roman" w:hint="eastAsia"/>
-                <w:szCs w:val="24"/>
-              </w:rPr>
-              <w:t>&amp;</w:t>
-            </w:r>
-            <w:r>
-              <w:rPr>
-                <w:rFonts w:ascii="Times New Roman" w:eastAsia="標楷體" w:hAnsi="Times New Roman" w:cs="Times New Roman" w:hint="eastAsia"/>
-                <w:szCs w:val="24"/>
-              </w:rPr>
-              <w:t>賣場機制、便利化管理功能</w:t>
-            </w:r>
-          </w:p>
-          <w:p>
-            <w:pPr>
-              <w:spacing w:line="500" w:lineRule="exact"/>
-              <w:rPr>
-                <w:rFonts w:ascii="Times New Roman" w:eastAsia="標楷體" w:hAnsi="Times New Roman" w:cs="Times New Roman" w:hint="eastAsia"/>
-                <w:szCs w:val="24"/>
-              </w:rPr>
-            </w:pPr>
-            <w:r>
-              <w:rPr>
-                <w:rFonts w:ascii="Times New Roman" w:eastAsia="標楷體" w:hAnsi="Times New Roman" w:cs="Times New Roman" w:hint="eastAsia"/>
-                <w:szCs w:val="24"/>
-              </w:rPr>
-              <w:t>(</w:t>
-            </w:r>
-            <w:r>
-              <w:rPr>
-                <w:rFonts w:ascii="Times New Roman" w:eastAsia="標楷體" w:hAnsi="Times New Roman" w:cs="Times New Roman" w:hint="eastAsia"/>
-                <w:szCs w:val="24"/>
-              </w:rPr>
-              <w:t>記帳、圖形管理系統</w:t>
-            </w:r>
-            <w:r>
-              <w:rPr>
-                <w:rFonts w:ascii="Times New Roman" w:eastAsia="標楷體" w:hAnsi="Times New Roman" w:cs="Times New Roman" w:hint="eastAsia"/>
-                <w:szCs w:val="24"/>
-              </w:rPr>
-              <w:t>)</w:t>
-            </w:r>
-            <w:r>
-              <w:rPr>
-                <w:rFonts w:ascii="Times New Roman" w:eastAsia="標楷體" w:hAnsi="Times New Roman" w:cs="Times New Roman" w:hint="eastAsia"/>
-                <w:szCs w:val="24"/>
-              </w:rPr>
-              <w:t>、商店分享</w:t>
-            </w:r>
-            <w:r>
-              <w:rPr>
-                <w:rFonts w:ascii="Times New Roman" w:eastAsia="標楷體" w:hAnsi="Times New Roman" w:cs="Times New Roman" w:hint="eastAsia"/>
-                <w:szCs w:val="24"/>
-              </w:rPr>
-              <w:t>、</w:t>
-            </w:r>
-          </w:p>
-          <w:p>
-            <w:pPr>
-              <w:spacing w:line="500" w:lineRule="exact"/>
-              <w:rPr>
-                <w:rFonts w:ascii="Times New Roman" w:eastAsia="標楷體" w:hAnsi="Times New Roman" w:cs="Times New Roman" w:hint="eastAsia"/>
-                <w:szCs w:val="24"/>
-              </w:rPr>
-            </w:pPr>
-            <w:r>
-              <w:rPr>
-                <w:rFonts w:ascii="Times New Roman" w:eastAsia="標楷體" w:hAnsi="Times New Roman" w:cs="Times New Roman" w:hint="eastAsia"/>
-                <w:szCs w:val="24"/>
-              </w:rPr>
-              <w:t>我們的創新在於結合</w:t>
-            </w:r>
-            <w:r>
-              <w:rPr>
-                <w:rFonts w:ascii="Times New Roman" w:eastAsia="標楷體" w:hAnsi="Times New Roman" w:cs="Times New Roman" w:hint="eastAsia"/>
-                <w:szCs w:val="24"/>
-              </w:rPr>
-              <w:t xml:space="preserve"> AI </w:t>
-            </w:r>
-            <w:r>
-              <w:rPr>
-                <w:rFonts w:ascii="Times New Roman" w:eastAsia="標楷體" w:hAnsi="Times New Roman" w:cs="Times New Roman" w:hint="eastAsia"/>
-                <w:szCs w:val="24"/>
-              </w:rPr>
-              <w:t>技術與文化社群需求，打造一個專為周邊文化愛好者設計</w:t>
-            </w:r>
-          </w:p>
-          <w:p>
-            <w:pPr>
-              <w:spacing w:line="500" w:lineRule="exact"/>
-              <w:rPr>
-                <w:rFonts w:ascii="Times New Roman" w:eastAsia="標楷體" w:hAnsi="Times New Roman" w:cs="Times New Roman"/>
-                <w:szCs w:val="24"/>
-              </w:rPr>
-            </w:pPr>
-            <w:r>
-              <w:rPr>
-                <w:rFonts w:ascii="Times New Roman" w:eastAsia="標楷體" w:hAnsi="Times New Roman" w:cs="Times New Roman" w:hint="eastAsia"/>
-                <w:szCs w:val="24"/>
-              </w:rPr>
-              <w:t>的銷售生態系，期望能解決既有平台不足，讓交易更高效、公平與安全。</w:t>
-            </w:r>
-          </w:p>
-          <w:p>
-            <w:pPr>
-              <w:spacing w:line="500" w:lineRule="exact"/>
-              <w:rPr>
-                <w:rFonts w:ascii="Times New Roman" w:eastAsia="標楷體" w:hAnsi="Times New Roman" w:cs="Times New Roman"/>
                 <w:szCs w:val="24"/>
               </w:rPr>
             </w:pPr>
@@ -354,26 +208,28 @@
                 <w:szCs w:val="24"/>
               </w:rPr>
             </w:pPr>
-            <w:r>
-              <w:rPr>
-                <w:rFonts w:ascii="Times New Roman" w:eastAsia="標楷體" w:hAnsi="Times New Roman" w:cs="Times New Roman"/>
-                <w:szCs w:val="24"/>
-              </w:rPr>
-              <w:t>學校</w:t>
-            </w:r>
-            <w:r>
-              <w:rPr>
-                <w:rFonts w:ascii="Times New Roman" w:eastAsia="標楷體" w:hAnsi="Times New Roman" w:cs="Times New Roman" w:hint="eastAsia"/>
-                <w:szCs w:val="24"/>
-              </w:rPr>
-              <w:t>：</w:t>
-            </w:r>
-            <w:r>
-              <w:rPr>
-                <w:rFonts w:ascii="Times New Roman" w:eastAsia="標楷體" w:hAnsi="Times New Roman" w:cs="Times New Roman" w:hint="eastAsia"/>
-                <w:szCs w:val="24"/>
-              </w:rPr>
-              <w:t>國立台北商業大學</w:t>
+            <w:proofErr w:type="gramStart"/>
+            <w:r>
+              <w:rPr>
+                <w:rFonts w:ascii="Times New Roman" w:eastAsia="標楷體" w:hAnsi="Times New Roman" w:cs="Times New Roman" w:hint="eastAsia"/>
+                <w:szCs w:val="24"/>
+              </w:rPr>
+              <w:t>谷得</w:t>
+            </w:r>
+            <w:proofErr w:type="gramEnd"/>
+            <w:r>
+              <w:rPr>
+                <w:rFonts w:ascii="Times New Roman" w:eastAsia="標楷體" w:hAnsi="Times New Roman" w:cs="Times New Roman" w:hint="eastAsia"/>
+                <w:szCs w:val="24"/>
+              </w:rPr>
+              <w:t>Buy</w:t>
+            </w:r>
+            <w:r>
+              <w:rPr>
+                <w:rFonts w:ascii="Times New Roman" w:eastAsia="標楷體" w:hAnsi="Times New Roman" w:cs="Times New Roman" w:hint="eastAsia"/>
+                <w:szCs w:val="24"/>
+              </w:rPr>
+              <w:t>主要功能包括以下但不限於：</w:t>
             </w:r>
           </w:p>
           <w:p>
@@ -386,38 +242,47 @@
             </w:pPr>
             <w:r>
               <w:rPr>
-                <w:rFonts w:ascii="Times New Roman" w:eastAsia="標楷體" w:hAnsi="Times New Roman" w:cs="Times New Roman"/>
-                <w:szCs w:val="24"/>
-              </w:rPr>
-              <w:t>專題名稱</w:t>
-            </w:r>
-            <w:r>
-              <w:rPr>
-                <w:rFonts w:ascii="Times New Roman" w:eastAsia="標楷體" w:hAnsi="Times New Roman" w:cs="Times New Roman" w:hint="eastAsia"/>
-                <w:szCs w:val="24"/>
-              </w:rPr>
-              <w:t>：</w:t>
-            </w:r>
-            <w:r>
-              <w:rPr>
-                <w:rFonts w:ascii="Times New Roman" w:eastAsia="標楷體" w:hAnsi="Times New Roman" w:cs="Times New Roman" w:hint="eastAsia"/>
-                <w:szCs w:val="24"/>
-              </w:rPr>
-              <w:t>谷得</w:t>
-            </w:r>
-            <w:r>
-              <w:rPr>
-                <w:rFonts w:ascii="Times New Roman" w:eastAsia="標楷體" w:hAnsi="Times New Roman" w:cs="Times New Roman" w:hint="eastAsia"/>
-                <w:szCs w:val="24"/>
-              </w:rPr>
-              <w:t xml:space="preserve">buy - </w:t>
-            </w:r>
-            <w:r>
-              <w:rPr>
-                <w:rFonts w:ascii="Times New Roman" w:eastAsia="標楷體" w:hAnsi="Times New Roman" w:cs="Times New Roman" w:hint="eastAsia"/>
-                <w:szCs w:val="24"/>
-              </w:rPr>
-              <w:t>周邊新文化購物平台</w:t>
+                <w:rFonts w:ascii="Times New Roman" w:eastAsia="標楷體" w:hAnsi="Times New Roman" w:cs="Times New Roman" w:hint="eastAsia"/>
+                <w:szCs w:val="24"/>
+              </w:rPr>
+              <w:t>多帶優先規則正式化、</w:t>
+            </w:r>
+            <w:r>
+              <w:rPr>
+                <w:rFonts w:ascii="Times New Roman" w:eastAsia="標楷體" w:hAnsi="Times New Roman" w:cs="Times New Roman" w:hint="eastAsia"/>
+                <w:szCs w:val="24"/>
+              </w:rPr>
+              <w:t xml:space="preserve">AI </w:t>
+            </w:r>
+            <w:r>
+              <w:rPr>
+                <w:rFonts w:ascii="Times New Roman" w:eastAsia="標楷體" w:hAnsi="Times New Roman" w:cs="Times New Roman" w:hint="eastAsia"/>
+                <w:szCs w:val="24"/>
+              </w:rPr>
+              <w:t>自動圖片裁切、</w:t>
+            </w:r>
+            <w:proofErr w:type="gramStart"/>
+            <w:r>
+              <w:rPr>
+                <w:rFonts w:ascii="Times New Roman" w:eastAsia="標楷體" w:hAnsi="Times New Roman" w:cs="Times New Roman" w:hint="eastAsia"/>
+                <w:szCs w:val="24"/>
+              </w:rPr>
+              <w:t>收物帖</w:t>
+            </w:r>
+            <w:proofErr w:type="gramEnd"/>
+            <w:r>
+              <w:rPr>
+                <w:rFonts w:ascii="Times New Roman" w:eastAsia="標楷體" w:hAnsi="Times New Roman" w:cs="Times New Roman" w:hint="eastAsia"/>
+                <w:szCs w:val="24"/>
+              </w:rPr>
+              <w:t>&amp;</w:t>
+            </w:r>
+            <w:r>
+              <w:rPr>
+                <w:rFonts w:ascii="Times New Roman" w:eastAsia="標楷體" w:hAnsi="Times New Roman" w:cs="Times New Roman" w:hint="eastAsia"/>
+                <w:szCs w:val="24"/>
+              </w:rPr>
+              <w:t>賣場機制、便利化管理功能</w:t>
             </w:r>
           </w:p>
           <w:p>
@@ -430,30 +295,272 @@
             </w:pPr>
             <w:r>
               <w:rPr>
-                <w:rFonts w:ascii="Times New Roman" w:eastAsia="標楷體" w:hAnsi="Times New Roman" w:cs="Times New Roman"/>
-                <w:szCs w:val="24"/>
-              </w:rPr>
-              <w:t>指導老師</w:t>
-            </w:r>
-            <w:r>
-              <w:rPr>
-                <w:rFonts w:ascii="Times New Roman" w:eastAsia="標楷體" w:hAnsi="Times New Roman" w:cs="Times New Roman" w:hint="eastAsia"/>
-                <w:szCs w:val="24"/>
-              </w:rPr>
-              <w:t>：</w:t>
-            </w:r>
-            <w:r>
-              <w:rPr>
-                <w:rFonts w:ascii="Times New Roman" w:eastAsia="標楷體" w:hAnsi="Times New Roman" w:cs="Times New Roman" w:hint="eastAsia"/>
-                <w:szCs w:val="24"/>
-              </w:rPr>
-              <w:t>林俊杰</w:t>
+                <w:rFonts w:ascii="Times New Roman" w:eastAsia="標楷體" w:hAnsi="Times New Roman" w:cs="Times New Roman" w:hint="eastAsia"/>
+                <w:szCs w:val="24"/>
+              </w:rPr>
+              <w:t>(</w:t>
+            </w:r>
+            <w:r>
+              <w:rPr>
+                <w:rFonts w:ascii="Times New Roman" w:eastAsia="標楷體" w:hAnsi="Times New Roman" w:cs="Times New Roman" w:hint="eastAsia"/>
+                <w:szCs w:val="24"/>
+              </w:rPr>
+              <w:t>記帳、圖形</w:t>
+            </w:r>
+            <w:r>
+              <w:rPr>
+                <w:rFonts w:ascii="Times New Roman" w:eastAsia="標楷體" w:hAnsi="Times New Roman" w:cs="Times New Roman" w:hint="eastAsia"/>
+                <w:szCs w:val="24"/>
+              </w:rPr>
+              <w:t>介面設計</w:t>
+            </w:r>
+            <w:r>
+              <w:rPr>
+                <w:rFonts w:ascii="Times New Roman" w:eastAsia="標楷體" w:hAnsi="Times New Roman" w:cs="Times New Roman" w:hint="eastAsia"/>
+                <w:szCs w:val="24"/>
+              </w:rPr>
+              <w:t>)</w:t>
+            </w:r>
+            <w:r>
+              <w:rPr>
+                <w:rFonts w:ascii="Times New Roman" w:eastAsia="標楷體" w:hAnsi="Times New Roman" w:cs="Times New Roman" w:hint="eastAsia"/>
+                <w:szCs w:val="24"/>
+              </w:rPr>
+              <w:t>、</w:t>
+            </w:r>
+            <w:r>
+              <w:rPr>
+                <w:rFonts w:ascii="Times New Roman" w:eastAsia="標楷體" w:hAnsi="Times New Roman" w:cs="Times New Roman" w:hint="eastAsia"/>
+                <w:szCs w:val="24"/>
+              </w:rPr>
+              <w:t>商店</w:t>
+            </w:r>
+            <w:proofErr w:type="gramStart"/>
+            <w:r>
+              <w:rPr>
+                <w:rFonts w:ascii="Times New Roman" w:eastAsia="標楷體" w:hAnsi="Times New Roman" w:cs="Times New Roman" w:hint="eastAsia"/>
+                <w:szCs w:val="24"/>
+              </w:rPr>
+              <w:t>一鍵導流</w:t>
+            </w:r>
+            <w:proofErr w:type="gramEnd"/>
+            <w:r>
+              <w:rPr>
+                <w:rFonts w:ascii="Times New Roman" w:eastAsia="標楷體" w:hAnsi="Times New Roman" w:cs="Times New Roman" w:hint="eastAsia"/>
+                <w:szCs w:val="24"/>
+              </w:rPr>
+              <w:t>等功能。</w:t>
             </w:r>
           </w:p>
           <w:p>
             <w:pPr>
               <w:spacing w:line="500" w:lineRule="exact"/>
               <w:rPr>
+                <w:rFonts w:ascii="Times New Roman" w:eastAsia="標楷體" w:hAnsi="Times New Roman" w:cs="Times New Roman" w:hint="eastAsia"/>
+                <w:szCs w:val="24"/>
+              </w:rPr>
+            </w:pPr>
+          </w:p>
+          <w:p>
+            <w:pPr>
+              <w:spacing w:line="500" w:lineRule="exact"/>
+              <w:rPr>
+                <w:rFonts w:ascii="Times New Roman" w:eastAsia="標楷體" w:hAnsi="Times New Roman" w:cs="Times New Roman"/>
+                <w:szCs w:val="24"/>
+              </w:rPr>
+            </w:pPr>
+            <w:r>
+              <w:rPr>
+                <w:rFonts w:ascii="Times New Roman" w:eastAsia="標楷體" w:hAnsi="Times New Roman" w:cs="Times New Roman" w:hint="eastAsia"/>
+                <w:szCs w:val="24"/>
+              </w:rPr>
+              <w:t>我們的創新在於結合</w:t>
+            </w:r>
+            <w:r>
+              <w:rPr>
+                <w:rFonts w:ascii="Times New Roman" w:eastAsia="標楷體" w:hAnsi="Times New Roman" w:cs="Times New Roman" w:hint="eastAsia"/>
+                <w:szCs w:val="24"/>
+              </w:rPr>
+              <w:t xml:space="preserve"> AI </w:t>
+            </w:r>
+            <w:r>
+              <w:rPr>
+                <w:rFonts w:ascii="Times New Roman" w:eastAsia="標楷體" w:hAnsi="Times New Roman" w:cs="Times New Roman" w:hint="eastAsia"/>
+                <w:szCs w:val="24"/>
+              </w:rPr>
+              <w:t>技術與文化社群需求，打造一個專為周邊文化愛好者設計</w:t>
+            </w:r>
+          </w:p>
+          <w:p>
+            <w:pPr>
+              <w:spacing w:line="500" w:lineRule="exact"/>
+              <w:rPr>
+                <w:rFonts w:ascii="Times New Roman" w:eastAsia="標楷體" w:hAnsi="Times New Roman" w:cs="Times New Roman"/>
+                <w:szCs w:val="24"/>
+              </w:rPr>
+            </w:pPr>
+            <w:r>
+              <w:rPr>
+                <w:rFonts w:ascii="Times New Roman" w:eastAsia="標楷體" w:hAnsi="Times New Roman" w:cs="Times New Roman" w:hint="eastAsia"/>
+                <w:szCs w:val="24"/>
+              </w:rPr>
+              <w:t>的銷售生態系，期望能解決既有平台不足，讓交易更高效</w:t>
+            </w:r>
+            <w:r>
+              <w:rPr>
+                <w:rFonts w:ascii="Times New Roman" w:eastAsia="標楷體" w:hAnsi="Times New Roman" w:cs="Times New Roman" w:hint="eastAsia"/>
+                <w:szCs w:val="24"/>
+              </w:rPr>
+              <w:t>公平、</w:t>
+            </w:r>
+            <w:r>
+              <w:rPr>
+                <w:rFonts w:ascii="Times New Roman" w:eastAsia="標楷體" w:hAnsi="Times New Roman" w:cs="Times New Roman" w:hint="eastAsia"/>
+                <w:szCs w:val="24"/>
+              </w:rPr>
+              <w:t>為這個系統</w:t>
+            </w:r>
+            <w:r>
+              <w:rPr>
+                <w:rFonts w:ascii="Times New Roman" w:eastAsia="標楷體" w:hAnsi="Times New Roman" w:cs="Times New Roman" w:hint="eastAsia"/>
+                <w:szCs w:val="24"/>
+              </w:rPr>
+              <w:t>持續添加新的</w:t>
+            </w:r>
+            <w:r>
+              <w:rPr>
+                <w:rFonts w:ascii="Times New Roman" w:eastAsia="標楷體" w:hAnsi="Times New Roman" w:cs="Times New Roman" w:hint="eastAsia"/>
+                <w:szCs w:val="24"/>
+              </w:rPr>
+              <w:t>巧思</w:t>
+            </w:r>
+            <w:r>
+              <w:rPr>
+                <w:rFonts w:ascii="Times New Roman" w:eastAsia="標楷體" w:hAnsi="Times New Roman" w:cs="Times New Roman" w:hint="eastAsia"/>
+                <w:szCs w:val="24"/>
+              </w:rPr>
+              <w:t>。</w:t>
+            </w:r>
+          </w:p>
+          <w:p>
+            <w:pPr>
+              <w:spacing w:line="500" w:lineRule="exact"/>
+              <w:rPr>
+                <w:rFonts w:ascii="Times New Roman" w:eastAsia="標楷體" w:hAnsi="Times New Roman" w:cs="Times New Roman"/>
+                <w:szCs w:val="24"/>
+              </w:rPr>
+            </w:pPr>
+          </w:p>
+          <w:p>
+            <w:pPr>
+              <w:spacing w:line="500" w:lineRule="exact"/>
+              <w:rPr>
+                <w:rFonts w:ascii="Times New Roman" w:eastAsia="標楷體" w:hAnsi="Times New Roman" w:cs="Times New Roman"/>
+                <w:szCs w:val="24"/>
+              </w:rPr>
+            </w:pPr>
+            <w:r>
+              <w:rPr>
+                <w:rFonts w:ascii="Times New Roman" w:eastAsia="標楷體" w:hAnsi="Times New Roman" w:cs="Times New Roman"/>
+                <w:szCs w:val="24"/>
+              </w:rPr>
+              <w:t>學校</w:t>
+            </w:r>
+            <w:r>
+              <w:rPr>
+                <w:rFonts w:ascii="Times New Roman" w:eastAsia="標楷體" w:hAnsi="Times New Roman" w:cs="Times New Roman" w:hint="eastAsia"/>
+                <w:szCs w:val="24"/>
+              </w:rPr>
+              <w:t>：</w:t>
+            </w:r>
+            <w:r>
+              <w:rPr>
+                <w:rFonts w:ascii="Times New Roman" w:eastAsia="標楷體" w:hAnsi="Times New Roman" w:cs="Times New Roman" w:hint="eastAsia"/>
+                <w:szCs w:val="24"/>
+              </w:rPr>
+              <w:t>國立台北商業大學</w:t>
+            </w:r>
+          </w:p>
+          <w:p>
+            <w:pPr>
+              <w:spacing w:line="500" w:lineRule="exact"/>
+              <w:rPr>
+                <w:rFonts w:ascii="Times New Roman" w:eastAsia="標楷體" w:hAnsi="Times New Roman" w:cs="Times New Roman"/>
+                <w:szCs w:val="24"/>
+              </w:rPr>
+            </w:pPr>
+            <w:r>
+              <w:rPr>
+                <w:rFonts w:ascii="Times New Roman" w:eastAsia="標楷體" w:hAnsi="Times New Roman" w:cs="Times New Roman"/>
+                <w:szCs w:val="24"/>
+              </w:rPr>
+              <w:t>專題名稱</w:t>
+            </w:r>
+            <w:r>
+              <w:rPr>
+                <w:rFonts w:ascii="Times New Roman" w:eastAsia="標楷體" w:hAnsi="Times New Roman" w:cs="Times New Roman" w:hint="eastAsia"/>
+                <w:szCs w:val="24"/>
+              </w:rPr>
+              <w:t>：</w:t>
+            </w:r>
+            <w:proofErr w:type="gramStart"/>
+            <w:r>
+              <w:rPr>
+                <w:rFonts w:ascii="Times New Roman" w:eastAsia="標楷體" w:hAnsi="Times New Roman" w:cs="Times New Roman" w:hint="eastAsia"/>
+                <w:szCs w:val="24"/>
+              </w:rPr>
+              <w:t>谷得</w:t>
+            </w:r>
+            <w:proofErr w:type="gramEnd"/>
+            <w:r>
+              <w:rPr>
+                <w:rFonts w:ascii="Times New Roman" w:eastAsia="標楷體" w:hAnsi="Times New Roman" w:cs="Times New Roman" w:hint="eastAsia"/>
+                <w:szCs w:val="24"/>
+              </w:rPr>
+              <w:t xml:space="preserve">buy - </w:t>
+            </w:r>
+            <w:r>
+              <w:rPr>
+                <w:rFonts w:ascii="Times New Roman" w:eastAsia="標楷體" w:hAnsi="Times New Roman" w:cs="Times New Roman" w:hint="eastAsia"/>
+                <w:szCs w:val="24"/>
+              </w:rPr>
+              <w:t>周邊新文化購物平台</w:t>
+            </w:r>
+          </w:p>
+          <w:p>
+            <w:pPr>
+              <w:spacing w:line="500" w:lineRule="exact"/>
+              <w:rPr>
+                <w:rFonts w:ascii="Times New Roman" w:eastAsia="標楷體" w:hAnsi="Times New Roman" w:cs="Times New Roman"/>
+                <w:szCs w:val="24"/>
+              </w:rPr>
+            </w:pPr>
+            <w:r>
+              <w:rPr>
+                <w:rFonts w:ascii="Times New Roman" w:eastAsia="標楷體" w:hAnsi="Times New Roman" w:cs="Times New Roman"/>
+                <w:szCs w:val="24"/>
+              </w:rPr>
+              <w:t>指導老師</w:t>
+            </w:r>
+            <w:r>
+              <w:rPr>
+                <w:rFonts w:ascii="Times New Roman" w:eastAsia="標楷體" w:hAnsi="Times New Roman" w:cs="Times New Roman" w:hint="eastAsia"/>
+                <w:szCs w:val="24"/>
+              </w:rPr>
+              <w:t>：</w:t>
+            </w:r>
+            <w:r>
+              <w:rPr>
+                <w:rFonts w:ascii="Times New Roman" w:eastAsia="標楷體" w:hAnsi="Times New Roman" w:cs="Times New Roman" w:hint="eastAsia"/>
+                <w:szCs w:val="24"/>
+              </w:rPr>
+              <w:t>林俊杰</w:t>
+            </w:r>
+          </w:p>
+          <w:p>
+            <w:pPr>
+              <w:spacing w:line="500" w:lineRule="exact"/>
+              <w:rPr>
                 <w:rFonts w:ascii="Times New Roman" w:eastAsia="標楷體" w:hAnsi="Times New Roman" w:cs="Times New Roman"/>
                 <w:sz w:val="28"/>
               </w:rPr>
@@ -472,12 +579,21 @@
               </w:rPr>
               <w:t>：</w:t>
             </w:r>
-            <w:r>
-              <w:rPr>
-                <w:rFonts w:ascii="Times New Roman" w:eastAsia="標楷體" w:hAnsi="Times New Roman" w:cs="Times New Roman" w:hint="eastAsia"/>
-                <w:szCs w:val="24"/>
-              </w:rPr>
-              <w:t>梁詔恩、徐湘婷、許有騫、吳佳</w:t>
+            <w:proofErr w:type="gramStart"/>
+            <w:r>
+              <w:rPr>
+                <w:rFonts w:ascii="Times New Roman" w:eastAsia="標楷體" w:hAnsi="Times New Roman" w:cs="Times New Roman" w:hint="eastAsia"/>
+                <w:szCs w:val="24"/>
+              </w:rPr>
+              <w:t>梁詔恩</w:t>
+            </w:r>
+            <w:proofErr w:type="gramEnd"/>
+            <w:r>
+              <w:rPr>
+                <w:rFonts w:ascii="Times New Roman" w:eastAsia="標楷體" w:hAnsi="Times New Roman" w:cs="Times New Roman" w:hint="eastAsia"/>
+                <w:szCs w:val="24"/>
+              </w:rPr>
+              <w:t>、徐湘婷、許有騫、吳佳</w:t>
             </w:r>
             <w:r>
               <w:rPr>
@@ -500,13 +616,7 @@
     <w:p>
       <w:pPr>
         <w:rPr>
-          <w:sz w:val="32"/>
-        </w:rPr>
-      </w:pPr>
-    </w:p>
-    <w:p>
-      <w:pPr>
-        <w:rPr>
+          <w:rFonts w:hint="eastAsia"/>
           <w:sz w:val="32"/>
         </w:rPr>
       </w:pPr>

--- a/文件/大專校院產學創新/05 - 作品摘要.docx
+++ b/文件/大專校院產學創新/05 - 作品摘要.docx
@@ -163,7 +163,7 @@
             <w:pPr>
               <w:spacing w:line="500" w:lineRule="exact"/>
               <w:rPr>
-                <w:rFonts w:ascii="Times New Roman" w:eastAsia="標楷體" w:hAnsi="Times New Roman" w:cs="Times New Roman" w:hint="eastAsia"/>
+                <w:rFonts w:ascii="Times New Roman" w:eastAsia="標楷體" w:hAnsi="Times New Roman" w:cs="Times New Roman"/>
                 <w:szCs w:val="24"/>
               </w:rPr>
             </w:pPr>
@@ -195,33 +195,10 @@
             <w:pPr>
               <w:spacing w:line="500" w:lineRule="exact"/>
               <w:rPr>
-                <w:rFonts w:ascii="Times New Roman" w:eastAsia="標楷體" w:hAnsi="Times New Roman" w:cs="Times New Roman"/>
+                <w:rFonts w:ascii="Times New Roman" w:eastAsia="標楷體" w:hAnsi="Times New Roman" w:cs="Times New Roman" w:hint="eastAsia"/>
                 <w:szCs w:val="24"/>
               </w:rPr>
             </w:pPr>
-            <w:proofErr w:type="gramStart"/>
-            <w:r>
-              <w:rPr>
-                <w:rFonts w:ascii="Times New Roman" w:eastAsia="標楷體" w:hAnsi="Times New Roman" w:cs="Times New Roman" w:hint="eastAsia"/>
-                <w:szCs w:val="24"/>
-              </w:rPr>
-              <w:t>谷得</w:t>
-            </w:r>
-            <w:proofErr w:type="gramEnd"/>
-            <w:r>
-              <w:rPr>
-                <w:rFonts w:ascii="Times New Roman" w:eastAsia="標楷體" w:hAnsi="Times New Roman" w:cs="Times New Roman" w:hint="eastAsia"/>
-                <w:szCs w:val="24"/>
-              </w:rPr>
-              <w:t>Buy</w:t>
-            </w:r>
-            <w:r>
-              <w:rPr>
-                <w:rFonts w:ascii="Times New Roman" w:eastAsia="標楷體" w:hAnsi="Times New Roman" w:cs="Times New Roman" w:hint="eastAsia"/>
-                <w:szCs w:val="24"/>
-              </w:rPr>
-              <w:t>主要功能包括以下但不限於：</w:t>
-            </w:r>
           </w:p>
           <w:p>
             <w:pPr>
@@ -231,34 +208,13 @@
                 <w:szCs w:val="24"/>
               </w:rPr>
             </w:pPr>
-            <w:r>
-              <w:rPr>
-                <w:rFonts w:ascii="Times New Roman" w:eastAsia="標楷體" w:hAnsi="Times New Roman" w:cs="Times New Roman" w:hint="eastAsia"/>
-                <w:szCs w:val="24"/>
-              </w:rPr>
-              <w:t>多帶優先規則正式化、</w:t>
-            </w:r>
-            <w:r>
-              <w:rPr>
-                <w:rFonts w:ascii="Times New Roman" w:eastAsia="標楷體" w:hAnsi="Times New Roman" w:cs="Times New Roman" w:hint="eastAsia"/>
-                <w:szCs w:val="24"/>
-              </w:rPr>
-              <w:t xml:space="preserve">AI </w:t>
-            </w:r>
-            <w:r>
-              <w:rPr>
-                <w:rFonts w:ascii="Times New Roman" w:eastAsia="標楷體" w:hAnsi="Times New Roman" w:cs="Times New Roman" w:hint="eastAsia"/>
-                <w:szCs w:val="24"/>
-              </w:rPr>
-              <w:t>自動圖片裁切、</w:t>
-            </w:r>
             <w:proofErr w:type="gramStart"/>
             <w:r>
               <w:rPr>
                 <w:rFonts w:ascii="Times New Roman" w:eastAsia="標楷體" w:hAnsi="Times New Roman" w:cs="Times New Roman" w:hint="eastAsia"/>
                 <w:szCs w:val="24"/>
               </w:rPr>
-              <w:t>收物帖</w:t>
+              <w:t>谷得</w:t>
             </w:r>
             <w:proofErr w:type="gramEnd"/>
             <w:r>
@@ -266,21 +222,21 @@
                 <w:rFonts w:ascii="Times New Roman" w:eastAsia="標楷體" w:hAnsi="Times New Roman" w:cs="Times New Roman" w:hint="eastAsia"/>
                 <w:szCs w:val="24"/>
               </w:rPr>
-              <w:t>&amp;</w:t>
-            </w:r>
-            <w:r>
-              <w:rPr>
-                <w:rFonts w:ascii="Times New Roman" w:eastAsia="標楷體" w:hAnsi="Times New Roman" w:cs="Times New Roman" w:hint="eastAsia"/>
-                <w:szCs w:val="24"/>
-              </w:rPr>
-              <w:t>賣場機制、便利化管理功能</w:t>
+              <w:t>Buy</w:t>
+            </w:r>
+            <w:r>
+              <w:rPr>
+                <w:rFonts w:ascii="Times New Roman" w:eastAsia="標楷體" w:hAnsi="Times New Roman" w:cs="Times New Roman" w:hint="eastAsia"/>
+                <w:szCs w:val="24"/>
+              </w:rPr>
+              <w:t>主要功能包括以下但不限於：</w:t>
             </w:r>
           </w:p>
           <w:p>
             <w:pPr>
               <w:spacing w:line="500" w:lineRule="exact"/>
               <w:rPr>
-                <w:rFonts w:ascii="Times New Roman" w:eastAsia="標楷體" w:hAnsi="Times New Roman" w:cs="Times New Roman" w:hint="eastAsia"/>
+                <w:rFonts w:ascii="Times New Roman" w:eastAsia="標楷體" w:hAnsi="Times New Roman" w:cs="Times New Roman"/>
                 <w:szCs w:val="24"/>
               </w:rPr>
             </w:pPr>
@@ -289,6 +245,59 @@
                 <w:rFonts w:ascii="Times New Roman" w:eastAsia="標楷體" w:hAnsi="Times New Roman" w:cs="Times New Roman" w:hint="eastAsia"/>
                 <w:szCs w:val="24"/>
               </w:rPr>
+              <w:t>多帶優先規則正式化、</w:t>
+            </w:r>
+            <w:r>
+              <w:rPr>
+                <w:rFonts w:ascii="Times New Roman" w:eastAsia="標楷體" w:hAnsi="Times New Roman" w:cs="Times New Roman" w:hint="eastAsia"/>
+                <w:szCs w:val="24"/>
+              </w:rPr>
+              <w:t xml:space="preserve">AI </w:t>
+            </w:r>
+            <w:r>
+              <w:rPr>
+                <w:rFonts w:ascii="Times New Roman" w:eastAsia="標楷體" w:hAnsi="Times New Roman" w:cs="Times New Roman" w:hint="eastAsia"/>
+                <w:szCs w:val="24"/>
+              </w:rPr>
+              <w:t>自動圖片裁切、</w:t>
+            </w:r>
+            <w:proofErr w:type="gramStart"/>
+            <w:r>
+              <w:rPr>
+                <w:rFonts w:ascii="Times New Roman" w:eastAsia="標楷體" w:hAnsi="Times New Roman" w:cs="Times New Roman" w:hint="eastAsia"/>
+                <w:szCs w:val="24"/>
+              </w:rPr>
+              <w:t>收物帖</w:t>
+            </w:r>
+            <w:proofErr w:type="gramEnd"/>
+            <w:r>
+              <w:rPr>
+                <w:rFonts w:ascii="Times New Roman" w:eastAsia="標楷體" w:hAnsi="Times New Roman" w:cs="Times New Roman" w:hint="eastAsia"/>
+                <w:szCs w:val="24"/>
+              </w:rPr>
+              <w:t>&amp;</w:t>
+            </w:r>
+            <w:r>
+              <w:rPr>
+                <w:rFonts w:ascii="Times New Roman" w:eastAsia="標楷體" w:hAnsi="Times New Roman" w:cs="Times New Roman" w:hint="eastAsia"/>
+                <w:szCs w:val="24"/>
+              </w:rPr>
+              <w:t>賣場機制、便利化管理功能</w:t>
+            </w:r>
+          </w:p>
+          <w:p>
+            <w:pPr>
+              <w:spacing w:line="500" w:lineRule="exact"/>
+              <w:rPr>
+                <w:rFonts w:ascii="Times New Roman" w:eastAsia="標楷體" w:hAnsi="Times New Roman" w:cs="Times New Roman"/>
+                <w:szCs w:val="24"/>
+              </w:rPr>
+            </w:pPr>
+            <w:r>
+              <w:rPr>
+                <w:rFonts w:ascii="Times New Roman" w:eastAsia="標楷體" w:hAnsi="Times New Roman" w:cs="Times New Roman" w:hint="eastAsia"/>
+                <w:szCs w:val="24"/>
+              </w:rPr>
               <w:t>(</w:t>
             </w:r>
             <w:r>
@@ -342,6 +351,15 @@
               </w:rPr>
               <w:t>等功能。</w:t>
             </w:r>
+          </w:p>
+          <w:p>
+            <w:pPr>
+              <w:spacing w:line="500" w:lineRule="exact"/>
+              <w:rPr>
+                <w:rFonts w:ascii="Times New Roman" w:eastAsia="標楷體" w:hAnsi="Times New Roman" w:cs="Times New Roman" w:hint="eastAsia"/>
+                <w:szCs w:val="24"/>
+              </w:rPr>
+            </w:pPr>
           </w:p>
           <w:p>
             <w:pPr>
@@ -598,6 +616,7 @@
     <w:p>
       <w:pPr>
         <w:rPr>
+          <w:rFonts w:hint="eastAsia"/>
           <w:sz w:val="32"/>
         </w:rPr>
       </w:pPr>
